--- a/report_final.docx
+++ b/report_final.docx
@@ -68,7 +68,12 @@
         <w:jc w:val="center"/>
       </w:pPr>
       <w:r>
-        <w:t>Отчет по практической работе №4</w:t>
+        <w:t xml:space="preserve">Отчет по практической </w:t>
+      </w:r>
+      <w:bookmarkStart w:id="0" w:name="_GoBack"/>
+      <w:bookmarkEnd w:id="0"/>
+      <w:r>
+        <w:t>работе №4</w:t>
       </w:r>
     </w:p>
     <w:p>
@@ -199,40 +204,26 @@
     <w:p>
       <w:pPr>
         <w:spacing w:after="0" w:line="240" w:lineRule="auto"/>
-      </w:pPr>
-      <w:r>
-        <w:t xml:space="preserve">                                                                                                    </w:t>
-      </w:r>
-      <w:r>
-        <w:rPr>
-          <w:lang w:val="ru-RU"/>
-        </w:rPr>
-        <w:t>Каминский</w:t>
-      </w:r>
-      <w:r>
         <w:rPr>
           <w:rFonts w:hint="default"/>
           <w:lang w:val="ru-RU"/>
         </w:rPr>
-        <w:t xml:space="preserve"> </w:t>
-      </w:r>
-      <w:r>
-        <w:t>А</w:t>
-      </w:r>
-      <w:r>
-        <w:rPr>
-          <w:lang w:val="zh-CN"/>
-        </w:rPr>
-        <w:t>.</w:t>
+      </w:pPr>
+      <w:r>
+        <w:t xml:space="preserve">                                                                                                    </w:t>
       </w:r>
       <w:r>
         <w:rPr>
           <w:lang w:val="ru-RU"/>
         </w:rPr>
-        <w:t>В</w:t>
-      </w:r>
-      <w:r>
-        <w:t>.</w:t>
+        <w:t>Каминский</w:t>
+      </w:r>
+      <w:r>
+        <w:rPr>
+          <w:rFonts w:hint="default"/>
+          <w:lang w:val="ru-RU"/>
+        </w:rPr>
+        <w:t xml:space="preserve"> А. В.</w:t>
       </w:r>
     </w:p>
     <w:p>
@@ -265,12 +256,7 @@
         <w:tab/>
       </w:r>
       <w:r>
-        <w:t xml:space="preserve">             Группа </w:t>
-      </w:r>
-      <w:bookmarkStart w:id="0" w:name="_GoBack"/>
-      <w:bookmarkEnd w:id="0"/>
-      <w:r>
-        <w:t>45100</w:t>
+        <w:t xml:space="preserve">             Группа 45100</w:t>
       </w:r>
       <w:r>
         <w:rPr>
@@ -1426,6 +1412,102 @@
       </w:r>
     </w:p>
     <w:p>
+      <w:pPr>
+        <w:spacing w:line="240" w:lineRule="auto"/>
+        <w:jc w:val="center"/>
+        <w:rPr>
+          <w:i/>
+          <w:iCs/>
+          <w:sz w:val="24"/>
+          <w:szCs w:val="24"/>
+        </w:rPr>
+      </w:pPr>
+      <w:r>
+        <w:rPr>
+          <w:i/>
+          <w:iCs/>
+          <w:sz w:val="24"/>
+          <w:szCs w:val="24"/>
+        </w:rPr>
+        <w:t xml:space="preserve">Входные данные: </w:t>
+      </w:r>
+      <w:r>
+        <w:rPr>
+          <w:i/>
+          <w:iCs/>
+          <w:sz w:val="24"/>
+          <w:szCs w:val="24"/>
+          <w:lang w:val="en-US"/>
+        </w:rPr>
+        <w:t>p</w:t>
+      </w:r>
+      <w:r>
+        <w:rPr>
+          <w:i/>
+          <w:iCs/>
+          <w:sz w:val="24"/>
+          <w:szCs w:val="24"/>
+        </w:rPr>
+        <w:t xml:space="preserve"> = 11; </w:t>
+      </w:r>
+      <w:r>
+        <w:rPr>
+          <w:i/>
+          <w:iCs/>
+          <w:sz w:val="24"/>
+          <w:szCs w:val="24"/>
+          <w:lang w:val="en-US"/>
+        </w:rPr>
+        <w:t>q</w:t>
+      </w:r>
+      <w:r>
+        <w:rPr>
+          <w:i/>
+          <w:iCs/>
+          <w:sz w:val="24"/>
+          <w:szCs w:val="24"/>
+        </w:rPr>
+        <w:t xml:space="preserve"> = 13; </w:t>
+      </w:r>
+      <w:r>
+        <w:rPr>
+          <w:i/>
+          <w:iCs/>
+          <w:sz w:val="24"/>
+          <w:szCs w:val="24"/>
+          <w:lang w:val="en-US"/>
+        </w:rPr>
+        <w:t>d</w:t>
+      </w:r>
+      <w:r>
+        <w:rPr>
+          <w:i/>
+          <w:iCs/>
+          <w:sz w:val="24"/>
+          <w:szCs w:val="24"/>
+        </w:rPr>
+        <w:t xml:space="preserve"> = 7</w:t>
+      </w:r>
+      <w:r>
+        <w:rPr>
+          <w:i/>
+          <w:iCs/>
+          <w:sz w:val="24"/>
+          <w:szCs w:val="24"/>
+        </w:rPr>
+        <w:br w:type="textWrapping"/>
+      </w:r>
+      <w:r>
+        <w:rPr>
+          <w:i/>
+          <w:iCs/>
+          <w:sz w:val="24"/>
+          <w:szCs w:val="24"/>
+        </w:rPr>
+        <w:t xml:space="preserve"> </w:t>
+      </w:r>
+    </w:p>
+    <w:p>
       <w:r>
         <w:drawing>
           <wp:inline distT="0" distB="0" distL="114300" distR="114300">
@@ -1467,11 +1549,54 @@
       </w:r>
     </w:p>
     <w:p>
+      <w:pPr>
+        <w:spacing w:line="240" w:lineRule="auto"/>
+        <w:jc w:val="center"/>
+        <w:rPr>
+          <w:i/>
+          <w:iCs/>
+          <w:sz w:val="24"/>
+          <w:szCs w:val="24"/>
+        </w:rPr>
+      </w:pPr>
+    </w:p>
+    <w:p>
+      <w:pPr>
+        <w:spacing w:line="240" w:lineRule="auto"/>
+        <w:jc w:val="center"/>
+        <w:rPr>
+          <w:i/>
+          <w:iCs/>
+          <w:sz w:val="24"/>
+          <w:szCs w:val="24"/>
+        </w:rPr>
+      </w:pPr>
+      <w:r>
+        <w:rPr>
+          <w:i/>
+          <w:iCs/>
+          <w:sz w:val="24"/>
+          <w:szCs w:val="24"/>
+        </w:rPr>
+        <w:t>Подписанный файл</w:t>
+      </w:r>
+      <w:r>
+        <w:rPr>
+          <w:i/>
+          <w:iCs/>
+          <w:sz w:val="24"/>
+          <w:szCs w:val="24"/>
+          <w:lang w:val="en-US"/>
+        </w:rPr>
+        <w:t>:</w:t>
+      </w:r>
+    </w:p>
+    <w:p>
       <w:r>
         <w:drawing>
           <wp:inline distT="0" distB="0" distL="114300" distR="114300">
-            <wp:extent cx="5029200" cy="3535680"/>
-            <wp:effectExtent l="0" t="0" r="0" b="20320"/>
+            <wp:extent cx="3657600" cy="1240790"/>
+            <wp:effectExtent l="0" t="0" r="0" b="3810"/>
             <wp:docPr id="5" name="Picture 5"/>
             <wp:cNvGraphicFramePr>
               <a:graphicFrameLocks xmlns:a="http://schemas.openxmlformats.org/drawingml/2006/main" noChangeAspect="1"/>
@@ -1486,7 +1611,7 @@
                     </pic:cNvPicPr>
                   </pic:nvPicPr>
                   <pic:blipFill>
-                    <a:blip r:embed="rId9"/>
+                    <a:blip r:embed="rId10"/>
                     <a:stretch>
                       <a:fillRect/>
                     </a:stretch>
@@ -1494,7 +1619,7 @@
                   <pic:spPr>
                     <a:xfrm>
                       <a:off x="0" y="0"/>
-                      <a:ext cx="5029200" cy="3536156"/>
+                      <a:ext cx="3657600" cy="1241294"/>
                     </a:xfrm>
                     <a:prstGeom prst="rect">
                       <a:avLst/>
@@ -1518,6 +1643,51 @@
           <w:szCs w:val="24"/>
         </w:rPr>
       </w:pPr>
+    </w:p>
+    <w:p>
+      <w:pPr>
+        <w:spacing w:line="240" w:lineRule="auto"/>
+        <w:jc w:val="center"/>
+        <w:rPr>
+          <w:i/>
+          <w:iCs/>
+          <w:sz w:val="24"/>
+          <w:szCs w:val="24"/>
+        </w:rPr>
+      </w:pPr>
+    </w:p>
+    <w:p>
+      <w:pPr>
+        <w:spacing w:line="240" w:lineRule="auto"/>
+        <w:jc w:val="center"/>
+        <w:rPr>
+          <w:i/>
+          <w:iCs/>
+          <w:sz w:val="24"/>
+          <w:szCs w:val="24"/>
+        </w:rPr>
+      </w:pPr>
+      <w:r>
+        <w:rPr>
+          <w:i/>
+          <w:iCs/>
+          <w:sz w:val="24"/>
+          <w:szCs w:val="24"/>
+        </w:rPr>
+        <w:t>Тест 3: Один блок (русский текст)</w:t>
+      </w:r>
+    </w:p>
+    <w:p>
+      <w:pPr>
+        <w:spacing w:line="240" w:lineRule="auto"/>
+        <w:jc w:val="center"/>
+        <w:rPr>
+          <w:i/>
+          <w:iCs/>
+          <w:sz w:val="24"/>
+          <w:szCs w:val="24"/>
+        </w:rPr>
+      </w:pPr>
       <w:r>
         <w:rPr>
           <w:i/>
@@ -1583,112 +1753,6 @@
           <w:szCs w:val="24"/>
         </w:rPr>
         <w:t xml:space="preserve"> = 7</w:t>
-      </w:r>
-      <w:r>
-        <w:rPr>
-          <w:i/>
-          <w:iCs/>
-          <w:sz w:val="24"/>
-          <w:szCs w:val="24"/>
-        </w:rPr>
-        <w:br w:type="textWrapping"/>
-      </w:r>
-      <w:r>
-        <w:rPr>
-          <w:i/>
-          <w:iCs/>
-          <w:sz w:val="24"/>
-          <w:szCs w:val="24"/>
-        </w:rPr>
-        <w:t xml:space="preserve"> </w:t>
-      </w:r>
-    </w:p>
-    <w:p>
-      <w:pPr>
-        <w:spacing w:line="240" w:lineRule="auto"/>
-        <w:jc w:val="center"/>
-        <w:rPr>
-          <w:i/>
-          <w:iCs/>
-          <w:sz w:val="24"/>
-          <w:szCs w:val="24"/>
-        </w:rPr>
-      </w:pPr>
-    </w:p>
-    <w:p>
-      <w:pPr>
-        <w:spacing w:line="240" w:lineRule="auto"/>
-        <w:jc w:val="center"/>
-        <w:rPr>
-          <w:i/>
-          <w:iCs/>
-          <w:sz w:val="24"/>
-          <w:szCs w:val="24"/>
-        </w:rPr>
-      </w:pPr>
-      <w:r>
-        <w:rPr>
-          <w:i/>
-          <w:iCs/>
-          <w:sz w:val="24"/>
-          <w:szCs w:val="24"/>
-        </w:rPr>
-        <w:t>Подписанный файл</w:t>
-      </w:r>
-      <w:r>
-        <w:rPr>
-          <w:i/>
-          <w:iCs/>
-          <w:sz w:val="24"/>
-          <w:szCs w:val="24"/>
-          <w:lang w:val="en-US"/>
-        </w:rPr>
-        <w:t>:</w:t>
-      </w:r>
-    </w:p>
-    <w:p>
-      <w:pPr>
-        <w:spacing w:line="240" w:lineRule="auto"/>
-        <w:jc w:val="center"/>
-        <w:rPr>
-          <w:i/>
-          <w:iCs/>
-          <w:sz w:val="24"/>
-          <w:szCs w:val="24"/>
-        </w:rPr>
-      </w:pPr>
-    </w:p>
-    <w:p>
-      <w:pPr>
-        <w:spacing w:line="240" w:lineRule="auto"/>
-        <w:jc w:val="center"/>
-        <w:rPr>
-          <w:i/>
-          <w:iCs/>
-          <w:sz w:val="24"/>
-          <w:szCs w:val="24"/>
-        </w:rPr>
-      </w:pPr>
-    </w:p>
-    <w:p>
-      <w:pPr>
-        <w:spacing w:line="240" w:lineRule="auto"/>
-        <w:jc w:val="center"/>
-        <w:rPr>
-          <w:i/>
-          <w:iCs/>
-          <w:sz w:val="24"/>
-          <w:szCs w:val="24"/>
-        </w:rPr>
-      </w:pPr>
-      <w:r>
-        <w:rPr>
-          <w:i/>
-          <w:iCs/>
-          <w:sz w:val="24"/>
-          <w:szCs w:val="24"/>
-        </w:rPr>
-        <w:t>Тест 3: Один блок (русский текст)</w:t>
       </w:r>
     </w:p>
     <w:p>
@@ -1706,305 +1770,6 @@
                 <pic:pic xmlns:pic="http://schemas.openxmlformats.org/drawingml/2006/picture">
                   <pic:nvPicPr>
                     <pic:cNvPr id="6" name="Picture 6"/>
-                    <pic:cNvPicPr>
-                      <a:picLocks noChangeAspect="1"/>
-                    </pic:cNvPicPr>
-                  </pic:nvPicPr>
-                  <pic:blipFill>
-                    <a:blip r:embed="rId10"/>
-                    <a:stretch>
-                      <a:fillRect/>
-                    </a:stretch>
-                  </pic:blipFill>
-                  <pic:spPr>
-                    <a:xfrm>
-                      <a:off x="0" y="0"/>
-                      <a:ext cx="5029200" cy="3536156"/>
-                    </a:xfrm>
-                    <a:prstGeom prst="rect">
-                      <a:avLst/>
-                    </a:prstGeom>
-                  </pic:spPr>
-                </pic:pic>
-              </a:graphicData>
-            </a:graphic>
-          </wp:inline>
-        </w:drawing>
-      </w:r>
-    </w:p>
-    <w:p>
-      <w:r>
-        <w:drawing>
-          <wp:inline distT="0" distB="0" distL="114300" distR="114300">
-            <wp:extent cx="5029200" cy="3535680"/>
-            <wp:effectExtent l="0" t="0" r="0" b="20320"/>
-            <wp:docPr id="7" name="Picture 7"/>
-            <wp:cNvGraphicFramePr>
-              <a:graphicFrameLocks xmlns:a="http://schemas.openxmlformats.org/drawingml/2006/main" noChangeAspect="1"/>
-            </wp:cNvGraphicFramePr>
-            <a:graphic xmlns:a="http://schemas.openxmlformats.org/drawingml/2006/main">
-              <a:graphicData uri="http://schemas.openxmlformats.org/drawingml/2006/picture">
-                <pic:pic xmlns:pic="http://schemas.openxmlformats.org/drawingml/2006/picture">
-                  <pic:nvPicPr>
-                    <pic:cNvPr id="7" name="Picture 7"/>
-                    <pic:cNvPicPr>
-                      <a:picLocks noChangeAspect="1"/>
-                    </pic:cNvPicPr>
-                  </pic:nvPicPr>
-                  <pic:blipFill>
-                    <a:blip r:embed="rId10"/>
-                    <a:stretch>
-                      <a:fillRect/>
-                    </a:stretch>
-                  </pic:blipFill>
-                  <pic:spPr>
-                    <a:xfrm>
-                      <a:off x="0" y="0"/>
-                      <a:ext cx="5029200" cy="3536156"/>
-                    </a:xfrm>
-                    <a:prstGeom prst="rect">
-                      <a:avLst/>
-                    </a:prstGeom>
-                  </pic:spPr>
-                </pic:pic>
-              </a:graphicData>
-            </a:graphic>
-          </wp:inline>
-        </w:drawing>
-      </w:r>
-    </w:p>
-    <w:p>
-      <w:pPr>
-        <w:spacing w:line="240" w:lineRule="auto"/>
-        <w:jc w:val="center"/>
-        <w:rPr>
-          <w:i/>
-          <w:iCs/>
-          <w:sz w:val="24"/>
-          <w:szCs w:val="24"/>
-        </w:rPr>
-      </w:pPr>
-      <w:r>
-        <w:rPr>
-          <w:i/>
-          <w:iCs/>
-          <w:sz w:val="24"/>
-          <w:szCs w:val="24"/>
-        </w:rPr>
-        <w:t xml:space="preserve">Входные данные: </w:t>
-      </w:r>
-      <w:r>
-        <w:rPr>
-          <w:i/>
-          <w:iCs/>
-          <w:sz w:val="24"/>
-          <w:szCs w:val="24"/>
-          <w:lang w:val="en-US"/>
-        </w:rPr>
-        <w:t>p</w:t>
-      </w:r>
-      <w:r>
-        <w:rPr>
-          <w:i/>
-          <w:iCs/>
-          <w:sz w:val="24"/>
-          <w:szCs w:val="24"/>
-        </w:rPr>
-        <w:t xml:space="preserve"> = 11; </w:t>
-      </w:r>
-      <w:r>
-        <w:rPr>
-          <w:i/>
-          <w:iCs/>
-          <w:sz w:val="24"/>
-          <w:szCs w:val="24"/>
-          <w:lang w:val="en-US"/>
-        </w:rPr>
-        <w:t>q</w:t>
-      </w:r>
-      <w:r>
-        <w:rPr>
-          <w:i/>
-          <w:iCs/>
-          <w:sz w:val="24"/>
-          <w:szCs w:val="24"/>
-        </w:rPr>
-        <w:t xml:space="preserve"> = 13; </w:t>
-      </w:r>
-      <w:r>
-        <w:rPr>
-          <w:i/>
-          <w:iCs/>
-          <w:sz w:val="24"/>
-          <w:szCs w:val="24"/>
-          <w:lang w:val="en-US"/>
-        </w:rPr>
-        <w:t>d</w:t>
-      </w:r>
-      <w:r>
-        <w:rPr>
-          <w:i/>
-          <w:iCs/>
-          <w:sz w:val="24"/>
-          <w:szCs w:val="24"/>
-        </w:rPr>
-        <w:t xml:space="preserve"> = 7</w:t>
-      </w:r>
-    </w:p>
-    <w:p>
-      <w:pPr>
-        <w:spacing w:line="240" w:lineRule="auto"/>
-        <w:jc w:val="center"/>
-        <w:rPr>
-          <w:i/>
-          <w:iCs/>
-          <w:sz w:val="24"/>
-          <w:szCs w:val="24"/>
-        </w:rPr>
-      </w:pPr>
-      <w:r>
-        <w:rPr>
-          <w:i/>
-          <w:iCs/>
-          <w:sz w:val="24"/>
-          <w:szCs w:val="24"/>
-        </w:rPr>
-        <w:t>А</w:t>
-      </w:r>
-      <w:r>
-        <w:rPr>
-          <w:i/>
-          <w:iCs/>
-          <w:sz w:val="24"/>
-          <w:szCs w:val="24"/>
-        </w:rPr>
-        <w:br w:type="textWrapping"/>
-      </w:r>
-      <w:r>
-        <w:rPr>
-          <w:i/>
-          <w:iCs/>
-          <w:sz w:val="24"/>
-          <w:szCs w:val="24"/>
-        </w:rPr>
-        <w:t xml:space="preserve"> </w:t>
-      </w:r>
-    </w:p>
-    <w:p>
-      <w:pPr>
-        <w:spacing w:line="240" w:lineRule="auto"/>
-        <w:jc w:val="center"/>
-        <w:rPr>
-          <w:i/>
-          <w:iCs/>
-          <w:sz w:val="24"/>
-          <w:szCs w:val="24"/>
-        </w:rPr>
-      </w:pPr>
-    </w:p>
-    <w:p>
-      <w:pPr>
-        <w:spacing w:line="240" w:lineRule="auto"/>
-        <w:jc w:val="center"/>
-        <w:rPr>
-          <w:i/>
-          <w:iCs/>
-          <w:sz w:val="24"/>
-          <w:szCs w:val="24"/>
-        </w:rPr>
-      </w:pPr>
-      <w:r>
-        <w:rPr>
-          <w:i/>
-          <w:iCs/>
-          <w:sz w:val="24"/>
-          <w:szCs w:val="24"/>
-        </w:rPr>
-        <w:t>Подписанный файл</w:t>
-      </w:r>
-      <w:r>
-        <w:rPr>
-          <w:i/>
-          <w:iCs/>
-          <w:sz w:val="24"/>
-          <w:szCs w:val="24"/>
-          <w:lang w:val="en-US"/>
-        </w:rPr>
-        <w:t>:</w:t>
-      </w:r>
-    </w:p>
-    <w:p>
-      <w:pPr>
-        <w:spacing w:line="240" w:lineRule="auto"/>
-        <w:jc w:val="center"/>
-        <w:rPr>
-          <w:i/>
-          <w:iCs/>
-          <w:sz w:val="24"/>
-          <w:szCs w:val="24"/>
-        </w:rPr>
-      </w:pPr>
-    </w:p>
-    <w:p>
-      <w:pPr>
-        <w:spacing w:line="240" w:lineRule="auto"/>
-        <w:rPr>
-          <w:i/>
-          <w:iCs/>
-          <w:sz w:val="24"/>
-          <w:szCs w:val="24"/>
-          <w:lang w:val="en-US"/>
-        </w:rPr>
-      </w:pPr>
-    </w:p>
-    <w:p>
-      <w:pPr>
-        <w:spacing w:line="240" w:lineRule="auto"/>
-        <w:jc w:val="center"/>
-        <w:rPr>
-          <w:i/>
-          <w:iCs/>
-          <w:sz w:val="24"/>
-          <w:szCs w:val="24"/>
-        </w:rPr>
-      </w:pPr>
-    </w:p>
-    <w:p>
-      <w:pPr>
-        <w:spacing w:line="240" w:lineRule="auto"/>
-        <w:jc w:val="center"/>
-        <w:rPr>
-          <w:i/>
-          <w:iCs/>
-          <w:sz w:val="24"/>
-          <w:szCs w:val="24"/>
-        </w:rPr>
-      </w:pPr>
-      <w:r>
-        <w:rPr>
-          <w:i/>
-          <w:iCs/>
-          <w:sz w:val="24"/>
-          <w:szCs w:val="24"/>
-        </w:rPr>
-        <w:t>Тест 4: Текст на английском</w:t>
-      </w:r>
-    </w:p>
-    <w:p>
-      <w:r>
-        <w:drawing>
-          <wp:inline distT="0" distB="0" distL="114300" distR="114300">
-            <wp:extent cx="5029200" cy="3535680"/>
-            <wp:effectExtent l="0" t="0" r="0" b="20320"/>
-            <wp:docPr id="8" name="Picture 8"/>
-            <wp:cNvGraphicFramePr>
-              <a:graphicFrameLocks xmlns:a="http://schemas.openxmlformats.org/drawingml/2006/main" noChangeAspect="1"/>
-            </wp:cNvGraphicFramePr>
-            <a:graphic xmlns:a="http://schemas.openxmlformats.org/drawingml/2006/main">
-              <a:graphicData uri="http://schemas.openxmlformats.org/drawingml/2006/picture">
-                <pic:pic xmlns:pic="http://schemas.openxmlformats.org/drawingml/2006/picture">
-                  <pic:nvPicPr>
-                    <pic:cNvPr id="8" name="Picture 8"/>
                     <pic:cNvPicPr>
                       <a:picLocks noChangeAspect="1"/>
                     </pic:cNvPicPr>
@@ -2032,12 +1797,94 @@
       </w:r>
     </w:p>
     <w:p>
+      <w:pPr>
+        <w:spacing w:line="240" w:lineRule="auto"/>
+        <w:jc w:val="center"/>
+        <w:rPr>
+          <w:i/>
+          <w:iCs/>
+          <w:sz w:val="24"/>
+          <w:szCs w:val="24"/>
+        </w:rPr>
+      </w:pPr>
+      <w:r>
+        <w:rPr>
+          <w:i/>
+          <w:iCs/>
+          <w:sz w:val="24"/>
+          <w:szCs w:val="24"/>
+        </w:rPr>
+        <w:t>А</w:t>
+      </w:r>
+      <w:r>
+        <w:rPr>
+          <w:i/>
+          <w:iCs/>
+          <w:sz w:val="24"/>
+          <w:szCs w:val="24"/>
+        </w:rPr>
+        <w:br w:type="textWrapping"/>
+      </w:r>
+      <w:r>
+        <w:rPr>
+          <w:i/>
+          <w:iCs/>
+          <w:sz w:val="24"/>
+          <w:szCs w:val="24"/>
+        </w:rPr>
+        <w:t xml:space="preserve"> </w:t>
+      </w:r>
+    </w:p>
+    <w:p>
+      <w:pPr>
+        <w:spacing w:line="240" w:lineRule="auto"/>
+        <w:jc w:val="center"/>
+        <w:rPr>
+          <w:i/>
+          <w:iCs/>
+          <w:sz w:val="24"/>
+          <w:szCs w:val="24"/>
+        </w:rPr>
+      </w:pPr>
+    </w:p>
+    <w:p>
+      <w:pPr>
+        <w:spacing w:line="240" w:lineRule="auto"/>
+        <w:jc w:val="center"/>
+        <w:rPr>
+          <w:i/>
+          <w:iCs/>
+          <w:sz w:val="24"/>
+          <w:szCs w:val="24"/>
+        </w:rPr>
+      </w:pPr>
+      <w:r>
+        <w:rPr>
+          <w:i/>
+          <w:iCs/>
+          <w:sz w:val="24"/>
+          <w:szCs w:val="24"/>
+        </w:rPr>
+        <w:t>Подписанный файл</w:t>
+      </w:r>
+      <w:r>
+        <w:rPr>
+          <w:i/>
+          <w:iCs/>
+          <w:sz w:val="24"/>
+          <w:szCs w:val="24"/>
+          <w:lang w:val="en-US"/>
+        </w:rPr>
+        <w:t>:</w:t>
+      </w:r>
+    </w:p>
+    <w:p>
       <w:r>
         <w:drawing>
           <wp:inline distT="0" distB="0" distL="114300" distR="114300">
-            <wp:extent cx="5029200" cy="3535680"/>
-            <wp:effectExtent l="0" t="0" r="0" b="20320"/>
-            <wp:docPr id="9" name="Picture 9"/>
+            <wp:extent cx="3657600" cy="1240790"/>
+            <wp:effectExtent l="0" t="0" r="0" b="3810"/>
+            <wp:docPr id="7" name="Picture 7"/>
             <wp:cNvGraphicFramePr>
               <a:graphicFrameLocks xmlns:a="http://schemas.openxmlformats.org/drawingml/2006/main" noChangeAspect="1"/>
             </wp:cNvGraphicFramePr>
@@ -2045,266 +1892,7 @@
               <a:graphicData uri="http://schemas.openxmlformats.org/drawingml/2006/picture">
                 <pic:pic xmlns:pic="http://schemas.openxmlformats.org/drawingml/2006/picture">
                   <pic:nvPicPr>
-                    <pic:cNvPr id="9" name="Picture 9"/>
-                    <pic:cNvPicPr>
-                      <a:picLocks noChangeAspect="1"/>
-                    </pic:cNvPicPr>
-                  </pic:nvPicPr>
-                  <pic:blipFill>
-                    <a:blip r:embed="rId11"/>
-                    <a:stretch>
-                      <a:fillRect/>
-                    </a:stretch>
-                  </pic:blipFill>
-                  <pic:spPr>
-                    <a:xfrm>
-                      <a:off x="0" y="0"/>
-                      <a:ext cx="5029200" cy="3536156"/>
-                    </a:xfrm>
-                    <a:prstGeom prst="rect">
-                      <a:avLst/>
-                    </a:prstGeom>
-                  </pic:spPr>
-                </pic:pic>
-              </a:graphicData>
-            </a:graphic>
-          </wp:inline>
-        </w:drawing>
-      </w:r>
-    </w:p>
-    <w:p>
-      <w:pPr>
-        <w:spacing w:line="240" w:lineRule="auto"/>
-        <w:jc w:val="center"/>
-        <w:rPr>
-          <w:i/>
-          <w:iCs/>
-          <w:sz w:val="24"/>
-          <w:szCs w:val="24"/>
-        </w:rPr>
-      </w:pPr>
-      <w:r>
-        <w:rPr>
-          <w:i/>
-          <w:iCs/>
-          <w:sz w:val="24"/>
-          <w:szCs w:val="24"/>
-        </w:rPr>
-        <w:t xml:space="preserve">Входные данные: </w:t>
-      </w:r>
-      <w:r>
-        <w:rPr>
-          <w:i/>
-          <w:iCs/>
-          <w:sz w:val="24"/>
-          <w:szCs w:val="24"/>
-          <w:lang w:val="en-US"/>
-        </w:rPr>
-        <w:t>p</w:t>
-      </w:r>
-      <w:r>
-        <w:rPr>
-          <w:i/>
-          <w:iCs/>
-          <w:sz w:val="24"/>
-          <w:szCs w:val="24"/>
-        </w:rPr>
-        <w:t xml:space="preserve"> = 13; </w:t>
-      </w:r>
-      <w:r>
-        <w:rPr>
-          <w:i/>
-          <w:iCs/>
-          <w:sz w:val="24"/>
-          <w:szCs w:val="24"/>
-          <w:lang w:val="en-US"/>
-        </w:rPr>
-        <w:t>q</w:t>
-      </w:r>
-      <w:r>
-        <w:rPr>
-          <w:i/>
-          <w:iCs/>
-          <w:sz w:val="24"/>
-          <w:szCs w:val="24"/>
-        </w:rPr>
-        <w:t xml:space="preserve"> = 23; </w:t>
-      </w:r>
-      <w:r>
-        <w:rPr>
-          <w:i/>
-          <w:iCs/>
-          <w:sz w:val="24"/>
-          <w:szCs w:val="24"/>
-          <w:lang w:val="en-US"/>
-        </w:rPr>
-        <w:t>d</w:t>
-      </w:r>
-      <w:r>
-        <w:rPr>
-          <w:i/>
-          <w:iCs/>
-          <w:sz w:val="24"/>
-          <w:szCs w:val="24"/>
-        </w:rPr>
-        <w:t xml:space="preserve"> = 7</w:t>
-      </w:r>
-    </w:p>
-    <w:p>
-      <w:pPr>
-        <w:spacing w:line="240" w:lineRule="auto"/>
-        <w:jc w:val="center"/>
-        <w:rPr>
-          <w:i/>
-          <w:iCs/>
-          <w:sz w:val="24"/>
-          <w:szCs w:val="24"/>
-        </w:rPr>
-      </w:pPr>
-      <w:r>
-        <w:rPr>
-          <w:i/>
-          <w:iCs/>
-          <w:sz w:val="24"/>
-          <w:szCs w:val="24"/>
-          <w:lang w:val="en-US"/>
-        </w:rPr>
-        <w:t>HELLO</w:t>
-      </w:r>
-      <w:r>
-        <w:rPr>
-          <w:i/>
-          <w:iCs/>
-          <w:sz w:val="24"/>
-          <w:szCs w:val="24"/>
-        </w:rPr>
-        <w:br w:type="textWrapping"/>
-      </w:r>
-      <w:r>
-        <w:rPr>
-          <w:i/>
-          <w:iCs/>
-          <w:sz w:val="24"/>
-          <w:szCs w:val="24"/>
-        </w:rPr>
-        <w:t xml:space="preserve"> </w:t>
-      </w:r>
-    </w:p>
-    <w:p>
-      <w:pPr>
-        <w:spacing w:line="240" w:lineRule="auto"/>
-        <w:jc w:val="center"/>
-        <w:rPr>
-          <w:i/>
-          <w:iCs/>
-          <w:sz w:val="24"/>
-          <w:szCs w:val="24"/>
-        </w:rPr>
-      </w:pPr>
-    </w:p>
-    <w:p>
-      <w:pPr>
-        <w:spacing w:line="240" w:lineRule="auto"/>
-        <w:jc w:val="center"/>
-        <w:rPr>
-          <w:i/>
-          <w:iCs/>
-          <w:sz w:val="24"/>
-          <w:szCs w:val="24"/>
-        </w:rPr>
-      </w:pPr>
-      <w:r>
-        <w:rPr>
-          <w:i/>
-          <w:iCs/>
-          <w:sz w:val="24"/>
-          <w:szCs w:val="24"/>
-        </w:rPr>
-        <w:t>Подписанный файл</w:t>
-      </w:r>
-      <w:r>
-        <w:rPr>
-          <w:i/>
-          <w:iCs/>
-          <w:sz w:val="24"/>
-          <w:szCs w:val="24"/>
-          <w:lang w:val="en-US"/>
-        </w:rPr>
-        <w:t>:</w:t>
-      </w:r>
-    </w:p>
-    <w:p>
-      <w:pPr>
-        <w:spacing w:line="240" w:lineRule="auto"/>
-        <w:jc w:val="center"/>
-        <w:rPr>
-          <w:i/>
-          <w:iCs/>
-          <w:sz w:val="24"/>
-          <w:szCs w:val="24"/>
-        </w:rPr>
-      </w:pPr>
-    </w:p>
-    <w:p>
-      <w:pPr>
-        <w:spacing w:line="240" w:lineRule="auto"/>
-        <w:rPr>
-          <w:i/>
-          <w:iCs/>
-          <w:sz w:val="24"/>
-          <w:szCs w:val="24"/>
-          <w:lang w:val="en-US"/>
-        </w:rPr>
-      </w:pPr>
-    </w:p>
-    <w:p>
-      <w:pPr>
-        <w:spacing w:line="240" w:lineRule="auto"/>
-        <w:jc w:val="center"/>
-        <w:rPr>
-          <w:i/>
-          <w:iCs/>
-          <w:sz w:val="24"/>
-          <w:szCs w:val="24"/>
-        </w:rPr>
-      </w:pPr>
-    </w:p>
-    <w:p>
-      <w:pPr>
-        <w:spacing w:line="240" w:lineRule="auto"/>
-        <w:jc w:val="center"/>
-        <w:rPr>
-          <w:i/>
-          <w:iCs/>
-          <w:sz w:val="24"/>
-          <w:szCs w:val="24"/>
-        </w:rPr>
-      </w:pPr>
-      <w:r>
-        <w:rPr>
-          <w:i/>
-          <w:iCs/>
-          <w:sz w:val="24"/>
-          <w:szCs w:val="24"/>
-        </w:rPr>
-        <w:t>Тест 5.1: Проверка подписи</w:t>
-      </w:r>
-    </w:p>
-    <w:p>
-      <w:r>
-        <w:drawing>
-          <wp:inline distT="0" distB="0" distL="114300" distR="114300">
-            <wp:extent cx="5029200" cy="3535680"/>
-            <wp:effectExtent l="0" t="0" r="0" b="20320"/>
-            <wp:docPr id="10" name="Picture 10"/>
-            <wp:cNvGraphicFramePr>
-              <a:graphicFrameLocks xmlns:a="http://schemas.openxmlformats.org/drawingml/2006/main" noChangeAspect="1"/>
-            </wp:cNvGraphicFramePr>
-            <a:graphic xmlns:a="http://schemas.openxmlformats.org/drawingml/2006/main">
-              <a:graphicData uri="http://schemas.openxmlformats.org/drawingml/2006/picture">
-                <pic:pic xmlns:pic="http://schemas.openxmlformats.org/drawingml/2006/picture">
-                  <pic:nvPicPr>
-                    <pic:cNvPr id="10" name="Picture 10"/>
+                    <pic:cNvPr id="7" name="Picture 7"/>
                     <pic:cNvPicPr>
                       <a:picLocks noChangeAspect="1"/>
                     </pic:cNvPicPr>
@@ -2318,7 +1906,7 @@
                   <pic:spPr>
                     <a:xfrm>
                       <a:off x="0" y="0"/>
-                      <a:ext cx="5029200" cy="3536156"/>
+                      <a:ext cx="3657600" cy="1241294"/>
                     </a:xfrm>
                     <a:prstGeom prst="rect">
                       <a:avLst/>
@@ -2342,6 +1930,63 @@
           <w:szCs w:val="24"/>
         </w:rPr>
       </w:pPr>
+    </w:p>
+    <w:p>
+      <w:pPr>
+        <w:spacing w:line="240" w:lineRule="auto"/>
+        <w:rPr>
+          <w:i/>
+          <w:iCs/>
+          <w:sz w:val="24"/>
+          <w:szCs w:val="24"/>
+          <w:lang w:val="en-US"/>
+        </w:rPr>
+      </w:pPr>
+    </w:p>
+    <w:p>
+      <w:pPr>
+        <w:spacing w:line="240" w:lineRule="auto"/>
+        <w:jc w:val="center"/>
+        <w:rPr>
+          <w:i/>
+          <w:iCs/>
+          <w:sz w:val="24"/>
+          <w:szCs w:val="24"/>
+        </w:rPr>
+      </w:pPr>
+    </w:p>
+    <w:p>
+      <w:pPr>
+        <w:spacing w:line="240" w:lineRule="auto"/>
+        <w:jc w:val="center"/>
+        <w:rPr>
+          <w:i/>
+          <w:iCs/>
+          <w:sz w:val="24"/>
+          <w:szCs w:val="24"/>
+        </w:rPr>
+      </w:pPr>
+      <w:r>
+        <w:rPr>
+          <w:i/>
+          <w:iCs/>
+          <w:sz w:val="24"/>
+          <w:szCs w:val="24"/>
+        </w:rPr>
+        <w:t>Тест 4: Текст на английском</w:t>
+      </w:r>
+    </w:p>
+    <w:p>
+      <w:pPr>
+        <w:spacing w:line="240" w:lineRule="auto"/>
+        <w:jc w:val="center"/>
+        <w:rPr>
+          <w:i/>
+          <w:iCs/>
+          <w:sz w:val="24"/>
+          <w:szCs w:val="24"/>
+        </w:rPr>
+      </w:pPr>
       <w:r>
         <w:rPr>
           <w:i/>
@@ -2407,171 +2052,6 @@
           <w:szCs w:val="24"/>
         </w:rPr>
         <w:t xml:space="preserve"> = 7</w:t>
-      </w:r>
-      <w:r>
-        <w:rPr>
-          <w:i/>
-          <w:iCs/>
-          <w:sz w:val="24"/>
-          <w:szCs w:val="24"/>
-        </w:rPr>
-        <w:br w:type="textWrapping"/>
-      </w:r>
-      <w:r>
-        <w:rPr>
-          <w:i/>
-          <w:iCs/>
-          <w:sz w:val="24"/>
-          <w:szCs w:val="24"/>
-        </w:rPr>
-        <w:t>Ожидаемый результат: подпись верна</w:t>
-      </w:r>
-    </w:p>
-    <w:p>
-      <w:pPr>
-        <w:spacing w:after="0" w:line="240" w:lineRule="auto"/>
-        <w:jc w:val="center"/>
-        <w:rPr>
-          <w:i/>
-          <w:iCs/>
-          <w:sz w:val="24"/>
-          <w:szCs w:val="24"/>
-          <w:lang w:val="en-US"/>
-        </w:rPr>
-      </w:pPr>
-      <w:r>
-        <w:rPr>
-          <w:i/>
-          <w:iCs/>
-          <w:sz w:val="24"/>
-          <w:szCs w:val="24"/>
-          <w:lang w:val="en-US"/>
-        </w:rPr>
-        <w:t>HELLO</w:t>
-      </w:r>
-      <w:r>
-        <w:rPr>
-          <w:i/>
-          <w:iCs/>
-          <w:sz w:val="24"/>
-          <w:szCs w:val="24"/>
-          <w:lang w:val="en-US"/>
-        </w:rPr>
-        <w:br w:type="textWrapping"/>
-      </w:r>
-      <w:r>
-        <w:rPr>
-          <w:i/>
-          <w:iCs/>
-          <w:sz w:val="24"/>
-          <w:szCs w:val="24"/>
-          <w:lang w:val="en-US"/>
-        </w:rPr>
-        <w:t>12</w:t>
-      </w:r>
-      <w:r>
-        <w:rPr>
-          <w:i/>
-          <w:iCs/>
-          <w:sz w:val="24"/>
-          <w:szCs w:val="24"/>
-        </w:rPr>
-        <w:br w:type="textWrapping"/>
-      </w:r>
-      <w:r>
-        <w:rPr>
-          <w:i/>
-          <w:iCs/>
-          <w:sz w:val="24"/>
-          <w:szCs w:val="24"/>
-        </w:rPr>
-        <w:t xml:space="preserve"> </w:t>
-      </w:r>
-    </w:p>
-    <w:p>
-      <w:pPr>
-        <w:spacing w:after="0" w:line="240" w:lineRule="auto"/>
-        <w:jc w:val="center"/>
-        <w:rPr>
-          <w:i/>
-          <w:iCs/>
-          <w:sz w:val="24"/>
-          <w:szCs w:val="24"/>
-          <w:lang w:val="en-US"/>
-        </w:rPr>
-      </w:pPr>
-    </w:p>
-    <w:p>
-      <w:pPr>
-        <w:spacing w:after="0" w:line="240" w:lineRule="auto"/>
-        <w:jc w:val="center"/>
-        <w:rPr>
-          <w:i/>
-          <w:iCs/>
-          <w:sz w:val="24"/>
-          <w:szCs w:val="24"/>
-          <w:lang w:val="en-US"/>
-        </w:rPr>
-      </w:pPr>
-    </w:p>
-    <w:p>
-      <w:pPr>
-        <w:spacing w:after="0" w:line="240" w:lineRule="auto"/>
-        <w:jc w:val="center"/>
-        <w:rPr>
-          <w:i/>
-          <w:iCs/>
-          <w:sz w:val="24"/>
-          <w:szCs w:val="24"/>
-          <w:lang w:val="en-US"/>
-        </w:rPr>
-      </w:pPr>
-    </w:p>
-    <w:p>
-      <w:pPr>
-        <w:spacing w:line="240" w:lineRule="auto"/>
-        <w:jc w:val="center"/>
-        <w:rPr>
-          <w:i/>
-          <w:iCs/>
-          <w:sz w:val="24"/>
-          <w:szCs w:val="24"/>
-          <w:lang w:val="en-US"/>
-        </w:rPr>
-      </w:pPr>
-    </w:p>
-    <w:p>
-      <w:pPr>
-        <w:spacing w:line="240" w:lineRule="auto"/>
-        <w:jc w:val="center"/>
-        <w:rPr>
-          <w:i/>
-          <w:iCs/>
-          <w:sz w:val="24"/>
-          <w:szCs w:val="24"/>
-          <w:lang w:val="en-US"/>
-        </w:rPr>
-      </w:pPr>
-    </w:p>
-    <w:p>
-      <w:pPr>
-        <w:spacing w:line="240" w:lineRule="auto"/>
-        <w:jc w:val="center"/>
-        <w:rPr>
-          <w:i/>
-          <w:iCs/>
-          <w:sz w:val="24"/>
-          <w:szCs w:val="24"/>
-        </w:rPr>
-      </w:pPr>
-      <w:r>
-        <w:rPr>
-          <w:i/>
-          <w:iCs/>
-          <w:sz w:val="24"/>
-          <w:szCs w:val="24"/>
-        </w:rPr>
-        <w:t>Тест 5.2: Проверка подписи</w:t>
       </w:r>
     </w:p>
     <w:p>
@@ -2580,7 +2060,7 @@
           <wp:inline distT="0" distB="0" distL="114300" distR="114300">
             <wp:extent cx="5029200" cy="3535680"/>
             <wp:effectExtent l="0" t="0" r="0" b="20320"/>
-            <wp:docPr id="11" name="Picture 11"/>
+            <wp:docPr id="8" name="Picture 8"/>
             <wp:cNvGraphicFramePr>
               <a:graphicFrameLocks xmlns:a="http://schemas.openxmlformats.org/drawingml/2006/main" noChangeAspect="1"/>
             </wp:cNvGraphicFramePr>
@@ -2588,7 +2068,7 @@
               <a:graphicData uri="http://schemas.openxmlformats.org/drawingml/2006/picture">
                 <pic:pic xmlns:pic="http://schemas.openxmlformats.org/drawingml/2006/picture">
                   <pic:nvPicPr>
-                    <pic:cNvPr id="11" name="Picture 11"/>
+                    <pic:cNvPr id="8" name="Picture 8"/>
                     <pic:cNvPicPr>
                       <a:picLocks noChangeAspect="1"/>
                     </pic:cNvPicPr>
@@ -2632,6 +2112,187 @@
           <w:iCs/>
           <w:sz w:val="24"/>
           <w:szCs w:val="24"/>
+          <w:lang w:val="en-US"/>
+        </w:rPr>
+        <w:t>HELLO</w:t>
+      </w:r>
+      <w:r>
+        <w:rPr>
+          <w:i/>
+          <w:iCs/>
+          <w:sz w:val="24"/>
+          <w:szCs w:val="24"/>
+        </w:rPr>
+        <w:br w:type="textWrapping"/>
+      </w:r>
+      <w:r>
+        <w:rPr>
+          <w:i/>
+          <w:iCs/>
+          <w:sz w:val="24"/>
+          <w:szCs w:val="24"/>
+        </w:rPr>
+        <w:t xml:space="preserve"> </w:t>
+      </w:r>
+    </w:p>
+    <w:p>
+      <w:pPr>
+        <w:spacing w:line="240" w:lineRule="auto"/>
+        <w:jc w:val="center"/>
+        <w:rPr>
+          <w:i/>
+          <w:iCs/>
+          <w:sz w:val="24"/>
+          <w:szCs w:val="24"/>
+        </w:rPr>
+      </w:pPr>
+    </w:p>
+    <w:p>
+      <w:pPr>
+        <w:spacing w:line="240" w:lineRule="auto"/>
+        <w:jc w:val="center"/>
+        <w:rPr>
+          <w:i/>
+          <w:iCs/>
+          <w:sz w:val="24"/>
+          <w:szCs w:val="24"/>
+        </w:rPr>
+      </w:pPr>
+      <w:r>
+        <w:rPr>
+          <w:i/>
+          <w:iCs/>
+          <w:sz w:val="24"/>
+          <w:szCs w:val="24"/>
+        </w:rPr>
+        <w:t>Подписанный файл</w:t>
+      </w:r>
+      <w:r>
+        <w:rPr>
+          <w:i/>
+          <w:iCs/>
+          <w:sz w:val="24"/>
+          <w:szCs w:val="24"/>
+          <w:lang w:val="en-US"/>
+        </w:rPr>
+        <w:t>:</w:t>
+      </w:r>
+    </w:p>
+    <w:p>
+      <w:r>
+        <w:drawing>
+          <wp:inline distT="0" distB="0" distL="114300" distR="114300">
+            <wp:extent cx="3657600" cy="1240790"/>
+            <wp:effectExtent l="0" t="0" r="0" b="3810"/>
+            <wp:docPr id="9" name="Picture 9"/>
+            <wp:cNvGraphicFramePr>
+              <a:graphicFrameLocks xmlns:a="http://schemas.openxmlformats.org/drawingml/2006/main" noChangeAspect="1"/>
+            </wp:cNvGraphicFramePr>
+            <a:graphic xmlns:a="http://schemas.openxmlformats.org/drawingml/2006/main">
+              <a:graphicData uri="http://schemas.openxmlformats.org/drawingml/2006/picture">
+                <pic:pic xmlns:pic="http://schemas.openxmlformats.org/drawingml/2006/picture">
+                  <pic:nvPicPr>
+                    <pic:cNvPr id="9" name="Picture 9"/>
+                    <pic:cNvPicPr>
+                      <a:picLocks noChangeAspect="1"/>
+                    </pic:cNvPicPr>
+                  </pic:nvPicPr>
+                  <pic:blipFill>
+                    <a:blip r:embed="rId14"/>
+                    <a:stretch>
+                      <a:fillRect/>
+                    </a:stretch>
+                  </pic:blipFill>
+                  <pic:spPr>
+                    <a:xfrm>
+                      <a:off x="0" y="0"/>
+                      <a:ext cx="3657600" cy="1241294"/>
+                    </a:xfrm>
+                    <a:prstGeom prst="rect">
+                      <a:avLst/>
+                    </a:prstGeom>
+                  </pic:spPr>
+                </pic:pic>
+              </a:graphicData>
+            </a:graphic>
+          </wp:inline>
+        </w:drawing>
+      </w:r>
+    </w:p>
+    <w:p>
+      <w:pPr>
+        <w:spacing w:line="240" w:lineRule="auto"/>
+        <w:jc w:val="center"/>
+        <w:rPr>
+          <w:i/>
+          <w:iCs/>
+          <w:sz w:val="24"/>
+          <w:szCs w:val="24"/>
+        </w:rPr>
+      </w:pPr>
+    </w:p>
+    <w:p>
+      <w:pPr>
+        <w:spacing w:line="240" w:lineRule="auto"/>
+        <w:rPr>
+          <w:i/>
+          <w:iCs/>
+          <w:sz w:val="24"/>
+          <w:szCs w:val="24"/>
+          <w:lang w:val="en-US"/>
+        </w:rPr>
+      </w:pPr>
+    </w:p>
+    <w:p>
+      <w:pPr>
+        <w:spacing w:line="240" w:lineRule="auto"/>
+        <w:jc w:val="center"/>
+        <w:rPr>
+          <w:i/>
+          <w:iCs/>
+          <w:sz w:val="24"/>
+          <w:szCs w:val="24"/>
+        </w:rPr>
+      </w:pPr>
+    </w:p>
+    <w:p>
+      <w:pPr>
+        <w:spacing w:line="240" w:lineRule="auto"/>
+        <w:jc w:val="center"/>
+        <w:rPr>
+          <w:i/>
+          <w:iCs/>
+          <w:sz w:val="24"/>
+          <w:szCs w:val="24"/>
+        </w:rPr>
+      </w:pPr>
+      <w:r>
+        <w:rPr>
+          <w:i/>
+          <w:iCs/>
+          <w:sz w:val="24"/>
+          <w:szCs w:val="24"/>
+        </w:rPr>
+        <w:t>Тест 5.1: Проверка подписи</w:t>
+      </w:r>
+    </w:p>
+    <w:p>
+      <w:pPr>
+        <w:spacing w:line="240" w:lineRule="auto"/>
+        <w:jc w:val="center"/>
+        <w:rPr>
+          <w:i/>
+          <w:iCs/>
+          <w:sz w:val="24"/>
+          <w:szCs w:val="24"/>
+        </w:rPr>
+      </w:pPr>
+      <w:r>
+        <w:rPr>
+          <w:i/>
+          <w:iCs/>
+          <w:sz w:val="24"/>
+          <w:szCs w:val="24"/>
         </w:rPr>
         <w:t xml:space="preserve">Входные данные: </w:t>
       </w:r>
@@ -2708,7 +2369,332 @@
           <w:sz w:val="24"/>
           <w:szCs w:val="24"/>
         </w:rPr>
+        <w:t>Ожидаемый результат: подпись верна</w:t>
+      </w:r>
+    </w:p>
+    <w:p>
+      <w:r>
+        <w:drawing>
+          <wp:inline distT="0" distB="0" distL="114300" distR="114300">
+            <wp:extent cx="5029200" cy="3535680"/>
+            <wp:effectExtent l="0" t="0" r="0" b="20320"/>
+            <wp:docPr id="10" name="Picture 10"/>
+            <wp:cNvGraphicFramePr>
+              <a:graphicFrameLocks xmlns:a="http://schemas.openxmlformats.org/drawingml/2006/main" noChangeAspect="1"/>
+            </wp:cNvGraphicFramePr>
+            <a:graphic xmlns:a="http://schemas.openxmlformats.org/drawingml/2006/main">
+              <a:graphicData uri="http://schemas.openxmlformats.org/drawingml/2006/picture">
+                <pic:pic xmlns:pic="http://schemas.openxmlformats.org/drawingml/2006/picture">
+                  <pic:nvPicPr>
+                    <pic:cNvPr id="10" name="Picture 10"/>
+                    <pic:cNvPicPr>
+                      <a:picLocks noChangeAspect="1"/>
+                    </pic:cNvPicPr>
+                  </pic:nvPicPr>
+                  <pic:blipFill>
+                    <a:blip r:embed="rId15"/>
+                    <a:stretch>
+                      <a:fillRect/>
+                    </a:stretch>
+                  </pic:blipFill>
+                  <pic:spPr>
+                    <a:xfrm>
+                      <a:off x="0" y="0"/>
+                      <a:ext cx="5029200" cy="3536156"/>
+                    </a:xfrm>
+                    <a:prstGeom prst="rect">
+                      <a:avLst/>
+                    </a:prstGeom>
+                  </pic:spPr>
+                </pic:pic>
+              </a:graphicData>
+            </a:graphic>
+          </wp:inline>
+        </w:drawing>
+      </w:r>
+    </w:p>
+    <w:p>
+      <w:pPr>
+        <w:spacing w:after="0" w:line="240" w:lineRule="auto"/>
+        <w:jc w:val="center"/>
+        <w:rPr>
+          <w:i/>
+          <w:iCs/>
+          <w:sz w:val="24"/>
+          <w:szCs w:val="24"/>
+          <w:lang w:val="en-US"/>
+        </w:rPr>
+      </w:pPr>
+      <w:r>
+        <w:rPr>
+          <w:i/>
+          <w:iCs/>
+          <w:sz w:val="24"/>
+          <w:szCs w:val="24"/>
+          <w:lang w:val="en-US"/>
+        </w:rPr>
+        <w:t>HELLO</w:t>
+      </w:r>
+      <w:r>
+        <w:rPr>
+          <w:i/>
+          <w:iCs/>
+          <w:sz w:val="24"/>
+          <w:szCs w:val="24"/>
+          <w:lang w:val="en-US"/>
+        </w:rPr>
+        <w:br w:type="textWrapping"/>
+      </w:r>
+      <w:r>
+        <w:rPr>
+          <w:i/>
+          <w:iCs/>
+          <w:sz w:val="24"/>
+          <w:szCs w:val="24"/>
+          <w:lang w:val="en-US"/>
+        </w:rPr>
+        <w:t>12</w:t>
+      </w:r>
+      <w:r>
+        <w:rPr>
+          <w:i/>
+          <w:iCs/>
+          <w:sz w:val="24"/>
+          <w:szCs w:val="24"/>
+        </w:rPr>
+        <w:br w:type="textWrapping"/>
+      </w:r>
+      <w:r>
+        <w:rPr>
+          <w:i/>
+          <w:iCs/>
+          <w:sz w:val="24"/>
+          <w:szCs w:val="24"/>
+        </w:rPr>
+        <w:t xml:space="preserve"> </w:t>
+      </w:r>
+    </w:p>
+    <w:p>
+      <w:pPr>
+        <w:spacing w:after="0" w:line="240" w:lineRule="auto"/>
+        <w:jc w:val="center"/>
+        <w:rPr>
+          <w:i/>
+          <w:iCs/>
+          <w:sz w:val="24"/>
+          <w:szCs w:val="24"/>
+          <w:lang w:val="en-US"/>
+        </w:rPr>
+      </w:pPr>
+    </w:p>
+    <w:p>
+      <w:pPr>
+        <w:spacing w:after="0" w:line="240" w:lineRule="auto"/>
+        <w:jc w:val="center"/>
+        <w:rPr>
+          <w:i/>
+          <w:iCs/>
+          <w:sz w:val="24"/>
+          <w:szCs w:val="24"/>
+          <w:lang w:val="en-US"/>
+        </w:rPr>
+      </w:pPr>
+    </w:p>
+    <w:p>
+      <w:pPr>
+        <w:spacing w:after="0" w:line="240" w:lineRule="auto"/>
+        <w:jc w:val="center"/>
+        <w:rPr>
+          <w:i/>
+          <w:iCs/>
+          <w:sz w:val="24"/>
+          <w:szCs w:val="24"/>
+          <w:lang w:val="en-US"/>
+        </w:rPr>
+      </w:pPr>
+    </w:p>
+    <w:p>
+      <w:pPr>
+        <w:spacing w:line="240" w:lineRule="auto"/>
+        <w:jc w:val="center"/>
+        <w:rPr>
+          <w:i/>
+          <w:iCs/>
+          <w:sz w:val="24"/>
+          <w:szCs w:val="24"/>
+          <w:lang w:val="en-US"/>
+        </w:rPr>
+      </w:pPr>
+    </w:p>
+    <w:p>
+      <w:pPr>
+        <w:spacing w:line="240" w:lineRule="auto"/>
+        <w:jc w:val="center"/>
+        <w:rPr>
+          <w:i/>
+          <w:iCs/>
+          <w:sz w:val="24"/>
+          <w:szCs w:val="24"/>
+          <w:lang w:val="en-US"/>
+        </w:rPr>
+      </w:pPr>
+    </w:p>
+    <w:p>
+      <w:pPr>
+        <w:spacing w:line="240" w:lineRule="auto"/>
+        <w:jc w:val="center"/>
+        <w:rPr>
+          <w:i/>
+          <w:iCs/>
+          <w:sz w:val="24"/>
+          <w:szCs w:val="24"/>
+        </w:rPr>
+      </w:pPr>
+      <w:r>
+        <w:rPr>
+          <w:i/>
+          <w:iCs/>
+          <w:sz w:val="24"/>
+          <w:szCs w:val="24"/>
+        </w:rPr>
+        <w:t>Тест 5.2: Проверка подписи</w:t>
+      </w:r>
+    </w:p>
+    <w:p>
+      <w:pPr>
+        <w:spacing w:line="240" w:lineRule="auto"/>
+        <w:jc w:val="center"/>
+        <w:rPr>
+          <w:i/>
+          <w:iCs/>
+          <w:sz w:val="24"/>
+          <w:szCs w:val="24"/>
+        </w:rPr>
+      </w:pPr>
+      <w:r>
+        <w:rPr>
+          <w:i/>
+          <w:iCs/>
+          <w:sz w:val="24"/>
+          <w:szCs w:val="24"/>
+        </w:rPr>
+        <w:t xml:space="preserve">Входные данные: </w:t>
+      </w:r>
+      <w:r>
+        <w:rPr>
+          <w:i/>
+          <w:iCs/>
+          <w:sz w:val="24"/>
+          <w:szCs w:val="24"/>
+          <w:lang w:val="en-US"/>
+        </w:rPr>
+        <w:t>p</w:t>
+      </w:r>
+      <w:r>
+        <w:rPr>
+          <w:i/>
+          <w:iCs/>
+          <w:sz w:val="24"/>
+          <w:szCs w:val="24"/>
+        </w:rPr>
+        <w:t xml:space="preserve"> = 13; </w:t>
+      </w:r>
+      <w:r>
+        <w:rPr>
+          <w:i/>
+          <w:iCs/>
+          <w:sz w:val="24"/>
+          <w:szCs w:val="24"/>
+          <w:lang w:val="en-US"/>
+        </w:rPr>
+        <w:t>q</w:t>
+      </w:r>
+      <w:r>
+        <w:rPr>
+          <w:i/>
+          <w:iCs/>
+          <w:sz w:val="24"/>
+          <w:szCs w:val="24"/>
+        </w:rPr>
+        <w:t xml:space="preserve"> = 23; </w:t>
+      </w:r>
+      <w:r>
+        <w:rPr>
+          <w:i/>
+          <w:iCs/>
+          <w:sz w:val="24"/>
+          <w:szCs w:val="24"/>
+          <w:lang w:val="en-US"/>
+        </w:rPr>
+        <w:t>d</w:t>
+      </w:r>
+      <w:r>
+        <w:rPr>
+          <w:i/>
+          <w:iCs/>
+          <w:sz w:val="24"/>
+          <w:szCs w:val="24"/>
+        </w:rPr>
+        <w:t xml:space="preserve"> = 7</w:t>
+      </w:r>
+      <w:r>
+        <w:rPr>
+          <w:i/>
+          <w:iCs/>
+          <w:sz w:val="24"/>
+          <w:szCs w:val="24"/>
+        </w:rPr>
+        <w:br w:type="textWrapping"/>
+      </w:r>
+      <w:r>
+        <w:rPr>
+          <w:i/>
+          <w:iCs/>
+          <w:sz w:val="24"/>
+          <w:szCs w:val="24"/>
+        </w:rPr>
         <w:t>Ожидаемый результат: подпись неверна</w:t>
+      </w:r>
+    </w:p>
+    <w:p>
+      <w:r>
+        <w:drawing>
+          <wp:inline distT="0" distB="0" distL="114300" distR="114300">
+            <wp:extent cx="5029200" cy="3535680"/>
+            <wp:effectExtent l="0" t="0" r="0" b="20320"/>
+            <wp:docPr id="11" name="Picture 11"/>
+            <wp:cNvGraphicFramePr>
+              <a:graphicFrameLocks xmlns:a="http://schemas.openxmlformats.org/drawingml/2006/main" noChangeAspect="1"/>
+            </wp:cNvGraphicFramePr>
+            <a:graphic xmlns:a="http://schemas.openxmlformats.org/drawingml/2006/main">
+              <a:graphicData uri="http://schemas.openxmlformats.org/drawingml/2006/picture">
+                <pic:pic xmlns:pic="http://schemas.openxmlformats.org/drawingml/2006/picture">
+                  <pic:nvPicPr>
+                    <pic:cNvPr id="11" name="Picture 11"/>
+                    <pic:cNvPicPr>
+                      <a:picLocks noChangeAspect="1"/>
+                    </pic:cNvPicPr>
+                  </pic:nvPicPr>
+                  <pic:blipFill>
+                    <a:blip r:embed="rId16"/>
+                    <a:stretch>
+                      <a:fillRect/>
+                    </a:stretch>
+                  </pic:blipFill>
+                  <pic:spPr>
+                    <a:xfrm>
+                      <a:off x="0" y="0"/>
+                      <a:ext cx="5029200" cy="3536156"/>
+                    </a:xfrm>
+                    <a:prstGeom prst="rect">
+                      <a:avLst/>
+                    </a:prstGeom>
+                  </pic:spPr>
+                </pic:pic>
+              </a:graphicData>
+            </a:graphic>
+          </wp:inline>
+        </w:drawing>
       </w:r>
     </w:p>
     <w:p>
